--- a/pays/belgique/outputs/MAB_Belgique_AnnexesV4.docx
+++ b/pays/belgique/outputs/MAB_Belgique_AnnexesV4.docx
@@ -12,7 +12,7 @@
         <w:rPr>
           <w:rFonts w:ascii="Calibri" w:hAnsi="Calibri"/>
         </w:rPr>
-        <w:t>MAB BELGIQUE — ANNEXES &amp; SOURCES v3</w:t>
+        <w:t>MAB BELGIQUE — ANNEXES &amp; SOURCES v5</w:t>
       </w:r>
     </w:p>
     <w:p>
@@ -56,7 +56,7 @@
           <w:rFonts w:ascii="Calibri" w:hAnsi="Calibri"/>
           <w:i/>
         </w:rPr>
-        <w:t>Toutes les sources consultées pour MAB_Belgique_Etude.docx v3 :</w:t>
+        <w:t>Toutes les sources consultées pour MAB_Belgique_Etude.docx v5 :</w:t>
       </w:r>
     </w:p>
     <w:p>
